--- a/Space/Spacecraft.docx
+++ b/Space/Spacecraft.docx
@@ -34,6 +34,46 @@
           <w:szCs w:val="48"/>
         </w:rPr>
         <w:t>Spacecraft</w:t>
+      </w:r>
+    </w:p>
+    <w:p>
+      <w:pPr>
+        <w:pStyle w:val="Normal"/>
+        <w:bidi w:val="0"/>
+        <w:jc w:val="center"/>
+        <w:rPr>
+          <w:rFonts w:ascii="Calibri" w:hAnsi="Calibri"/>
+          <w:b/>
+          <w:bCs/>
+          <w:sz w:val="48"/>
+          <w:szCs w:val="48"/>
+        </w:rPr>
+      </w:pPr>
+      <w:r>
+        <w:rPr/>
+      </w:r>
+    </w:p>
+    <w:p>
+      <w:pPr>
+        <w:pStyle w:val="Normal"/>
+        <w:bidi w:val="0"/>
+        <w:jc w:val="start"/>
+        <w:rPr>
+          <w:sz w:val="22"/>
+          <w:szCs w:val="22"/>
+        </w:rPr>
+      </w:pPr>
+      <w:r>
+        <w:rPr>
+          <w:rFonts w:ascii="Calibri" w:hAnsi="Calibri"/>
+          <w:b/>
+          <w:bCs/>
+          <w:i/>
+          <w:iCs/>
+          <w:sz w:val="22"/>
+          <w:szCs w:val="22"/>
+        </w:rPr>
+        <w:t>Resources base on Microsoft Copilot</w:t>
       </w:r>
     </w:p>
     <w:p>
@@ -48,53 +88,93 @@
           <w:i/>
           <w:i/>
           <w:iCs/>
-          <w:sz w:val="24"/>
-          <w:szCs w:val="24"/>
-        </w:rPr>
-      </w:pPr>
+        </w:rPr>
+      </w:pPr>
+      <w:r>
+        <w:rPr>
+          <w:sz w:val="22"/>
+          <w:szCs w:val="22"/>
+        </w:rPr>
+      </w:r>
+    </w:p>
+    <w:p>
+      <w:pPr>
+        <w:pStyle w:val="Normal"/>
+        <w:bidi w:val="0"/>
+        <w:jc w:val="both"/>
+        <w:rPr/>
+      </w:pPr>
+      <w:r>
+        <w:rPr>
+          <w:rFonts w:ascii="Calibri" w:hAnsi="Calibri"/>
+          <w:b w:val="false"/>
+          <w:bCs w:val="false"/>
+          <w:sz w:val="24"/>
+          <w:szCs w:val="24"/>
+        </w:rPr>
+        <w:t>Able to travel to space and landing on the moon surface is everyone’s dream, past decades seems a complicated tasks to succeed. However, during theses recent decades advance technologies emerge plus the new innovation design of spacecraft, the task seems possible to achieve.  Spacecraft usually designed as a rocket base during the past seventies, eighties and even now. Rocket base requires high fuel consumption, low carrying passenger rate plus requires large area for departure and landing site, all this limitations reduce the probability for the success for space traveling or even landing on the moon. One may ask, would it be possible to use the traditional method like how we use aircraft to travel to another country as an experience to travel to the space. The most difficult part of space traveling is base on the spacecraft or rockets we use. Why we need such large and heavy rockets main reason is base on the fuel consumption, such large fuel consumption for rockets is to overcome the gravity plus carrying the whole large heavy rocket payload when shooting to the space. Traditional aircraft design has height limitation usually 13km above the sea level and would not be possible to achieve the mission. A possible solution comes out during theses recent years, that is “</w:t>
+      </w:r>
       <w:r>
         <w:rPr>
           <w:rFonts w:ascii="Calibri" w:hAnsi="Calibri"/>
           <w:b/>
           <w:bCs/>
-          <w:i/>
-          <w:iCs/>
-          <w:sz w:val="24"/>
-          <w:szCs w:val="24"/>
-        </w:rPr>
-        <w:t>Resources base on Microsoft Copilot</w:t>
-      </w:r>
-    </w:p>
-    <w:p>
-      <w:pPr>
-        <w:pStyle w:val="Normal"/>
-        <w:bidi w:val="0"/>
-        <w:jc w:val="center"/>
-        <w:rPr>
-          <w:rFonts w:ascii="Calibri" w:hAnsi="Calibri"/>
+          <w:sz w:val="24"/>
+          <w:szCs w:val="24"/>
+        </w:rPr>
+        <w:t>Hyper Sonic</w:t>
+      </w:r>
+      <w:r>
+        <w:rPr>
+          <w:rFonts w:ascii="Calibri" w:hAnsi="Calibri"/>
+          <w:b w:val="false"/>
+          <w:bCs w:val="false"/>
+          <w:sz w:val="24"/>
+          <w:szCs w:val="24"/>
+        </w:rPr>
+        <w:t>” aircraft. Hyper sonic aircraft differs from traditional aircraft, it does not uses the “</w:t>
+      </w:r>
+      <w:r>
+        <w:rPr>
+          <w:rStyle w:val="Strong"/>
+          <w:rFonts w:ascii="Calibri" w:hAnsi="Calibri"/>
+          <w:sz w:val="24"/>
+          <w:szCs w:val="24"/>
+        </w:rPr>
+        <w:t>Turbofan and Turbojet Engines</w:t>
+      </w:r>
+      <w:r>
+        <w:rPr>
+          <w:rFonts w:ascii="Calibri" w:hAnsi="Calibri"/>
+          <w:b w:val="false"/>
+          <w:bCs w:val="false"/>
+          <w:sz w:val="24"/>
+          <w:szCs w:val="24"/>
+        </w:rPr>
+        <w:t xml:space="preserve">”, rather it uses the </w:t>
+      </w:r>
+      <w:r>
+        <w:rPr>
           <w:b/>
           <w:bCs/>
-          <w:sz w:val="48"/>
-          <w:szCs w:val="48"/>
-        </w:rPr>
-      </w:pPr>
-      <w:r>
-        <w:rPr>
-          <w:rFonts w:ascii="Calibri" w:hAnsi="Calibri"/>
+        </w:rPr>
+        <w:t>propellants</w:t>
+      </w:r>
+      <w:r>
+        <w:rPr/>
+        <w:t xml:space="preserve"> to generate thrust like the one rocket uses. Hyper sonic flies much higher attitude than traditional aircraft, approximate of “33.528 km” compare to aircraft “13 km”. Hyper Sonic does not need to be so large as the rockets, due to lesser payload. Still there are some matters need to be solved, that is the </w:t>
+      </w:r>
+      <w:r>
+        <w:rPr>
           <w:b/>
           <w:bCs/>
-          <w:sz w:val="48"/>
-          <w:szCs w:val="48"/>
-        </w:rPr>
-      </w:r>
-    </w:p>
-    <w:p>
-      <w:pPr>
-        <w:pStyle w:val="Normal"/>
-        <w:bidi w:val="0"/>
-        <w:jc w:val="both"/>
-        <w:rPr/>
-      </w:pPr>
+        </w:rPr>
+        <w:t>propellants engine</w:t>
+      </w:r>
+      <w:r>
+        <w:rPr/>
+        <w:t>.</w:t>
+      </w:r>
       <w:r>
         <w:rPr>
           <w:rFonts w:ascii="Calibri" w:hAnsi="Calibri"/>
@@ -103,17 +183,7 @@
           <w:sz w:val="24"/>
           <w:szCs w:val="24"/>
         </w:rPr>
-        <w:t>Able to travel to space and landing on the moon surface is everyone’s dream, past decades seems a complicated tasks to succeed. However, during theses recent decades advance technologies emerge plus the new innovation design of spacecraft, the task seems possible to achieve.  Spacecraft usually designed as a rocket base during the past seventies, eighties and even now. Rocket base requires high fuel consumption, low carrying passenger rate plus requires large area for departure and landing site, all this limitations reduce the probability for the success for space traveling or even landing on the moon. One may ask, would it be possible to use the traditional method like how we use aircraft to travel to another country as an experience to travel to the space. The most difficult part of space traveling is base on the spacecraft or rockets we use. Why we need such large and heavy rockets main reason is base on the fuel consumption, such large fuel consumption for rockets is to overcome the gravity plus carrying the whole large heavy rocket payload when shooting to the space. Traditional aircraft design has height limitation usually 13km above the sea level and would not be possible to achieve the mission. A possible solution comes out during theses recent years, that is “</w:t>
-      </w:r>
-      <w:r>
-        <w:rPr>
-          <w:rFonts w:ascii="Calibri" w:hAnsi="Calibri"/>
-          <w:b/>
-          <w:bCs/>
-          <w:sz w:val="24"/>
-          <w:szCs w:val="24"/>
-        </w:rPr>
-        <w:t>Hyper Sonic</w:t>
+        <w:t xml:space="preserve"> Hyper Sonic does not need to carry “Liquid Oxygen and hydrogen” as a fuel for combustion, because the atmosphere have. Why rockets are design so large is because of additional payload added, such as “Liquid Oxygen and Liquid Hydrogen”, which space does not have. The engine design of the spacecraft becomes a key point of success, would it be possible to have 2 separate engines or even 1, if one can control how the “Oxygen” fuel is being consumed </w:t>
       </w:r>
       <w:r>
         <w:rPr>
@@ -123,70 +193,7 @@
           <w:sz w:val="24"/>
           <w:szCs w:val="24"/>
         </w:rPr>
-        <w:t>” aircraft. Hyper sonic aircraft differs from traditional aircraft, it does not uses the “</w:t>
-      </w:r>
-      <w:r>
-        <w:rPr>
-          <w:rStyle w:val="Strong"/>
-          <w:rFonts w:ascii="Calibri" w:hAnsi="Calibri"/>
-          <w:sz w:val="24"/>
-          <w:szCs w:val="24"/>
-        </w:rPr>
-        <w:t>Turbofan and Turbojet Engines</w:t>
-      </w:r>
-      <w:r>
-        <w:rPr>
-          <w:rFonts w:ascii="Calibri" w:hAnsi="Calibri"/>
-          <w:b w:val="false"/>
-          <w:bCs w:val="false"/>
-          <w:sz w:val="24"/>
-          <w:szCs w:val="24"/>
-        </w:rPr>
-        <w:t xml:space="preserve">”, rather it uses the </w:t>
-      </w:r>
-      <w:r>
-        <w:rPr>
-          <w:b/>
-          <w:bCs/>
-        </w:rPr>
-        <w:t>propellants</w:t>
-      </w:r>
-      <w:r>
-        <w:rPr/>
-        <w:t xml:space="preserve"> to generate thrust </w:t>
-      </w:r>
-      <w:r>
-        <w:rPr/>
-        <w:t>like the one rocket uses. Hyper sonic flies much higher attitude than traditional aircraft, approximate of “33.528 km</w:t>
-      </w:r>
-      <w:r>
-        <w:rPr/>
-        <w:t xml:space="preserve">” </w:t>
-      </w:r>
-      <w:r>
-        <w:rPr/>
-        <w:t xml:space="preserve">compare to aircraft “13 km”. Hyper Sonic does not need to be so large as the rockets, due to lesser payload. Still there are some matters need to be solved, that is the </w:t>
-      </w:r>
-      <w:r>
-        <w:rPr>
-          <w:b/>
-          <w:bCs/>
-        </w:rPr>
-        <w:t>propellants engine</w:t>
-      </w:r>
-      <w:r>
-        <w:rPr/>
-        <w:t>.</w:t>
-      </w:r>
-      <w:r>
-        <w:rPr>
-          <w:rFonts w:ascii="Calibri" w:hAnsi="Calibri"/>
-          <w:b w:val="false"/>
-          <w:bCs w:val="false"/>
-          <w:sz w:val="24"/>
-          <w:szCs w:val="24"/>
-        </w:rPr>
-        <w:t xml:space="preserve"> Hyper Sonic does not need to carry “Liquid Oxygen and hydrogen” as a fuel for combustion, because the atmosphere have. Why rockets are design so large is because of additional payload added, such as “Liquid Oxygen and Liquid Hydrogen”, which space does not have. The engine design of the spacecraft becomes a key point of success, would it be possible to have 2 separate engines or even 1, if one can control how the “Oxygen and hydrogen” fuel is being consumed by the hyper sonic spacecraft. </w:t>
+        <w:t xml:space="preserve">either from the atmosphere or from the “Oxygen” tank? Whats more we can also store the “Oxygen” by compression from the atmosphere, this largely reduce the weight of the spacecraft during departure and flying in the sky. </w:t>
       </w:r>
     </w:p>
     <w:p>
@@ -364,7 +371,6 @@
           <w:numId w:val="1"/>
         </w:numPr>
         <w:tabs>
-          <w:tab w:val="clear" w:pos="709"/>
           <w:tab w:val="left" w:pos="709" w:leader="none"/>
         </w:tabs>
         <w:bidi w:val="0"/>
@@ -398,7 +404,6 @@
           <w:numId w:val="1"/>
         </w:numPr>
         <w:tabs>
-          <w:tab w:val="clear" w:pos="709"/>
           <w:tab w:val="left" w:pos="709" w:leader="none"/>
         </w:tabs>
         <w:bidi w:val="0"/>
@@ -432,7 +437,6 @@
           <w:numId w:val="1"/>
         </w:numPr>
         <w:tabs>
-          <w:tab w:val="clear" w:pos="709"/>
           <w:tab w:val="left" w:pos="709" w:leader="none"/>
         </w:tabs>
         <w:bidi w:val="0"/>
@@ -580,7 +584,6 @@
           <w:numId w:val="2"/>
         </w:numPr>
         <w:tabs>
-          <w:tab w:val="clear" w:pos="709"/>
           <w:tab w:val="left" w:pos="709" w:leader="none"/>
         </w:tabs>
         <w:bidi w:val="0"/>
@@ -614,7 +617,6 @@
           <w:numId w:val="2"/>
         </w:numPr>
         <w:tabs>
-          <w:tab w:val="clear" w:pos="709"/>
           <w:tab w:val="left" w:pos="709" w:leader="none"/>
         </w:tabs>
         <w:bidi w:val="0"/>
@@ -668,7 +670,6 @@
           <w:numId w:val="3"/>
         </w:numPr>
         <w:tabs>
-          <w:tab w:val="clear" w:pos="709"/>
           <w:tab w:val="left" w:pos="709" w:leader="none"/>
         </w:tabs>
         <w:bidi w:val="0"/>
@@ -702,7 +703,6 @@
           <w:numId w:val="3"/>
         </w:numPr>
         <w:tabs>
-          <w:tab w:val="clear" w:pos="709"/>
           <w:tab w:val="left" w:pos="709" w:leader="none"/>
         </w:tabs>
         <w:bidi w:val="0"/>
@@ -756,7 +756,6 @@
           <w:numId w:val="4"/>
         </w:numPr>
         <w:tabs>
-          <w:tab w:val="clear" w:pos="709"/>
           <w:tab w:val="left" w:pos="709" w:leader="none"/>
         </w:tabs>
         <w:bidi w:val="0"/>
@@ -790,7 +789,6 @@
           <w:numId w:val="4"/>
         </w:numPr>
         <w:tabs>
-          <w:tab w:val="clear" w:pos="709"/>
           <w:tab w:val="left" w:pos="709" w:leader="none"/>
         </w:tabs>
         <w:bidi w:val="0"/>
@@ -844,7 +842,6 @@
           <w:numId w:val="5"/>
         </w:numPr>
         <w:tabs>
-          <w:tab w:val="clear" w:pos="709"/>
           <w:tab w:val="left" w:pos="709" w:leader="none"/>
         </w:tabs>
         <w:bidi w:val="0"/>
@@ -878,7 +875,6 @@
           <w:numId w:val="5"/>
         </w:numPr>
         <w:tabs>
-          <w:tab w:val="clear" w:pos="709"/>
           <w:tab w:val="left" w:pos="709" w:leader="none"/>
         </w:tabs>
         <w:bidi w:val="0"/>
@@ -932,7 +928,6 @@
           <w:numId w:val="6"/>
         </w:numPr>
         <w:tabs>
-          <w:tab w:val="clear" w:pos="709"/>
           <w:tab w:val="left" w:pos="709" w:leader="none"/>
         </w:tabs>
         <w:bidi w:val="0"/>
@@ -970,43 +965,350 @@
         </w:rPr>
       </w:pPr>
       <w:r>
-        <w:rPr/>
-      </w:r>
-    </w:p>
-    <w:p>
-      <w:pPr>
-        <w:pStyle w:val="BodyText"/>
-        <w:bidi w:val="0"/>
-        <w:jc w:val="both"/>
-        <w:rPr>
-          <w:rFonts w:ascii="Calibri" w:hAnsi="Calibri"/>
-        </w:rPr>
-      </w:pPr>
-      <w:r>
+        <w:rPr>
+          <w:rFonts w:ascii="Calibri" w:hAnsi="Calibri"/>
+          <w:sz w:val="24"/>
+          <w:szCs w:val="24"/>
+        </w:rPr>
+      </w:r>
+    </w:p>
+    <w:p>
+      <w:pPr>
+        <w:pStyle w:val="BodyText"/>
+        <w:bidi w:val="0"/>
+        <w:jc w:val="both"/>
+        <w:rPr>
+          <w:rFonts w:ascii="Calibri" w:hAnsi="Calibri"/>
+        </w:rPr>
+      </w:pPr>
+      <w:r>
+        <w:rPr>
+          <w:rFonts w:ascii="Calibri" w:hAnsi="Calibri"/>
+        </w:rPr>
+      </w:r>
+      <w:r>
+        <w:br w:type="page"/>
+      </w:r>
+    </w:p>
+    <w:p>
+      <w:pPr>
+        <w:pStyle w:val="BodyText"/>
+        <w:bidi w:val="0"/>
+        <w:spacing w:before="0" w:after="140"/>
+        <w:jc w:val="both"/>
         <w:rPr>
           <w:b/>
           <w:bCs/>
           <w:sz w:val="28"/>
           <w:szCs w:val="28"/>
         </w:rPr>
-      </w:r>
-      <w:r>
-        <w:br w:type="page"/>
-      </w:r>
-    </w:p>
-    <w:p>
-      <w:pPr>
-        <w:pStyle w:val="BodyText"/>
-        <w:bidi w:val="0"/>
-        <w:jc w:val="both"/>
-        <w:rPr>
+      </w:pPr>
+      <w:r>
+        <w:rPr>
+          <w:rFonts w:ascii="Calibri" w:hAnsi="Calibri"/>
           <w:b/>
           <w:bCs/>
           <w:sz w:val="28"/>
           <w:szCs w:val="28"/>
         </w:rPr>
-      </w:pPr>
-      <w:r>
+        <w:t xml:space="preserve">How high can a hypersonic aircraft fly compare to commercial aircraft? </w:t>
+      </w:r>
+    </w:p>
+    <w:p>
+      <w:pPr>
+        <w:pStyle w:val="Normal"/>
+        <w:bidi w:val="0"/>
+        <w:jc w:val="start"/>
+        <w:rPr>
+          <w:rFonts w:ascii="Calibri" w:hAnsi="Calibri"/>
+          <w:b/>
+          <w:bCs/>
+          <w:sz w:val="24"/>
+          <w:szCs w:val="24"/>
+        </w:rPr>
+      </w:pPr>
+      <w:r>
+        <w:rPr>
+          <w:rFonts w:ascii="Calibri" w:hAnsi="Calibri"/>
+          <w:b/>
+          <w:bCs/>
+          <w:sz w:val="24"/>
+          <w:szCs w:val="24"/>
+        </w:rPr>
+      </w:r>
+    </w:p>
+    <w:p>
+      <w:pPr>
+        <w:pStyle w:val="BodyText"/>
+        <w:bidi w:val="0"/>
+        <w:jc w:val="both"/>
+        <w:rPr>
+          <w:rFonts w:ascii="Calibri" w:hAnsi="Calibri"/>
+          <w:b w:val="false"/>
+          <w:bCs w:val="false"/>
+          <w:sz w:val="24"/>
+          <w:szCs w:val="24"/>
+        </w:rPr>
+      </w:pPr>
+      <w:r>
+        <w:rPr>
+          <w:rFonts w:ascii="Calibri" w:hAnsi="Calibri"/>
+          <w:b w:val="false"/>
+          <w:bCs w:val="false"/>
+          <w:sz w:val="24"/>
+          <w:szCs w:val="24"/>
+        </w:rPr>
+        <w:t>Hypersonic aircraft can fly at much higher altitudes compared to commercial aircraft. Here's a comparison:</w:t>
+      </w:r>
+    </w:p>
+    <w:p>
+      <w:pPr>
+        <w:pStyle w:val="Heading3"/>
+        <w:bidi w:val="0"/>
+        <w:jc w:val="both"/>
+        <w:rPr>
+          <w:sz w:val="24"/>
+          <w:szCs w:val="24"/>
+        </w:rPr>
+      </w:pPr>
+      <w:r>
+        <w:rPr>
+          <w:sz w:val="24"/>
+          <w:szCs w:val="24"/>
+        </w:rPr>
+        <w:t>Hypersonic Aircraft</w:t>
+      </w:r>
+    </w:p>
+    <w:p>
+      <w:pPr>
+        <w:pStyle w:val="BodyText"/>
+        <w:numPr>
+          <w:ilvl w:val="0"/>
+          <w:numId w:val="7"/>
+        </w:numPr>
+        <w:tabs>
+          <w:tab w:val="left" w:pos="709" w:leader="none"/>
+        </w:tabs>
+        <w:bidi w:val="0"/>
+        <w:ind w:hanging="283" w:start="709"/>
+        <w:jc w:val="both"/>
+        <w:rPr/>
+      </w:pPr>
+      <w:r>
+        <w:rPr>
+          <w:rStyle w:val="Strong"/>
+          <w:sz w:val="24"/>
+          <w:szCs w:val="24"/>
+        </w:rPr>
+        <w:t>Maximum Altitude</w:t>
+      </w:r>
+      <w:r>
+        <w:rPr>
+          <w:sz w:val="24"/>
+          <w:szCs w:val="24"/>
+        </w:rPr>
+        <w:t xml:space="preserve">: Hypersonic aircraft, such as the NASA X-43A, have reached altitudes of around </w:t>
+      </w:r>
+      <w:r>
+        <w:rPr>
+          <w:rStyle w:val="Strong"/>
+          <w:sz w:val="24"/>
+          <w:szCs w:val="24"/>
+        </w:rPr>
+        <w:t>110,000 feet (approximately 33,528 meters or 33.528 km)</w:t>
+      </w:r>
+      <w:r>
+        <w:rPr>
+          <w:sz w:val="24"/>
+          <w:szCs w:val="24"/>
+        </w:rPr>
+        <w:t xml:space="preserve"> during their experimental flights.</w:t>
+      </w:r>
+    </w:p>
+    <w:p>
+      <w:pPr>
+        <w:pStyle w:val="BodyText"/>
+        <w:numPr>
+          <w:ilvl w:val="0"/>
+          <w:numId w:val="7"/>
+        </w:numPr>
+        <w:tabs>
+          <w:tab w:val="left" w:pos="709" w:leader="none"/>
+        </w:tabs>
+        <w:bidi w:val="0"/>
+        <w:ind w:hanging="283" w:start="709" w:end="0"/>
+        <w:jc w:val="both"/>
+        <w:rPr/>
+      </w:pPr>
+      <w:r>
+        <w:rPr>
+          <w:rStyle w:val="Strong"/>
+          <w:sz w:val="24"/>
+          <w:szCs w:val="24"/>
+        </w:rPr>
+        <w:t>Speed</w:t>
+      </w:r>
+      <w:r>
+        <w:rPr>
+          <w:sz w:val="24"/>
+          <w:szCs w:val="24"/>
+        </w:rPr>
+        <w:t>: They can achieve speeds greater than Mach 5 (</w:t>
+      </w:r>
+      <w:r>
+        <w:rPr>
+          <w:color w:val="FF0000"/>
+          <w:sz w:val="24"/>
+          <w:szCs w:val="24"/>
+        </w:rPr>
+        <w:t>five times the speed of sound</w:t>
+      </w:r>
+      <w:r>
+        <w:rPr>
+          <w:sz w:val="24"/>
+          <w:szCs w:val="24"/>
+        </w:rPr>
+        <w:t>).</w:t>
+      </w:r>
+    </w:p>
+    <w:p>
+      <w:pPr>
+        <w:pStyle w:val="Heading3"/>
+        <w:bidi w:val="0"/>
+        <w:jc w:val="both"/>
+        <w:rPr>
+          <w:sz w:val="24"/>
+          <w:szCs w:val="24"/>
+        </w:rPr>
+      </w:pPr>
+      <w:r>
+        <w:rPr>
+          <w:sz w:val="24"/>
+          <w:szCs w:val="24"/>
+        </w:rPr>
+        <w:t>Commercial Aircraft</w:t>
+      </w:r>
+    </w:p>
+    <w:p>
+      <w:pPr>
+        <w:pStyle w:val="BodyText"/>
+        <w:numPr>
+          <w:ilvl w:val="0"/>
+          <w:numId w:val="8"/>
+        </w:numPr>
+        <w:tabs>
+          <w:tab w:val="left" w:pos="709" w:leader="none"/>
+        </w:tabs>
+        <w:bidi w:val="0"/>
+        <w:ind w:hanging="283" w:start="709"/>
+        <w:jc w:val="both"/>
+        <w:rPr/>
+      </w:pPr>
+      <w:r>
+        <w:rPr>
+          <w:rStyle w:val="Strong"/>
+          <w:sz w:val="24"/>
+          <w:szCs w:val="24"/>
+        </w:rPr>
+        <w:t>Maximum Altitude</w:t>
+      </w:r>
+      <w:r>
+        <w:rPr>
+          <w:sz w:val="24"/>
+          <w:szCs w:val="24"/>
+        </w:rPr>
+        <w:t xml:space="preserve">: Most commercial aircraft have a service ceiling of around </w:t>
+      </w:r>
+      <w:r>
+        <w:rPr>
+          <w:rStyle w:val="Strong"/>
+          <w:sz w:val="24"/>
+          <w:szCs w:val="24"/>
+        </w:rPr>
+        <w:t>42,000 feet (approximately 12,800 meters or 13.1064 km)</w:t>
+      </w:r>
+      <w:r>
+        <w:rPr>
+          <w:sz w:val="24"/>
+          <w:szCs w:val="24"/>
+        </w:rPr>
+        <w:t xml:space="preserve">. For example, the Airbus A380 and Boeing 787 Dreamliner typically fly at altitudes up to </w:t>
+      </w:r>
+      <w:r>
+        <w:rPr>
+          <w:rStyle w:val="Strong"/>
+          <w:sz w:val="24"/>
+          <w:szCs w:val="24"/>
+        </w:rPr>
+        <w:t>43,000 feet</w:t>
+      </w:r>
+      <w:r>
+        <w:rPr>
+          <w:sz w:val="24"/>
+          <w:szCs w:val="24"/>
+        </w:rPr>
+        <w:t>.</w:t>
+      </w:r>
+    </w:p>
+    <w:p>
+      <w:pPr>
+        <w:pStyle w:val="BodyText"/>
+        <w:numPr>
+          <w:ilvl w:val="0"/>
+          <w:numId w:val="8"/>
+        </w:numPr>
+        <w:tabs>
+          <w:tab w:val="left" w:pos="709" w:leader="none"/>
+        </w:tabs>
+        <w:bidi w:val="0"/>
+        <w:ind w:hanging="283" w:start="709" w:end="0"/>
+        <w:jc w:val="both"/>
+        <w:rPr/>
+      </w:pPr>
+      <w:r>
+        <w:rPr>
+          <w:rStyle w:val="Strong"/>
+          <w:sz w:val="24"/>
+          <w:szCs w:val="24"/>
+        </w:rPr>
+        <w:t>Speed</w:t>
+      </w:r>
+      <w:r>
+        <w:rPr>
+          <w:sz w:val="24"/>
+          <w:szCs w:val="24"/>
+        </w:rPr>
+        <w:t>: Commercial aircraft cruise at speeds around Mach 0.85 (85% of the speed of sound).</w:t>
+      </w:r>
+    </w:p>
+    <w:p>
+      <w:pPr>
+        <w:pStyle w:val="BodyText"/>
+        <w:bidi w:val="0"/>
+        <w:ind w:hanging="0" w:start="0" w:end="0"/>
+        <w:jc w:val="both"/>
+        <w:rPr>
+          <w:sz w:val="24"/>
+          <w:szCs w:val="24"/>
+        </w:rPr>
+      </w:pPr>
+      <w:r>
+        <w:rPr>
+          <w:sz w:val="24"/>
+          <w:szCs w:val="24"/>
+        </w:rPr>
+      </w:r>
+      <w:r>
+        <w:br w:type="page"/>
+      </w:r>
+    </w:p>
+    <w:p>
+      <w:pPr>
+        <w:pStyle w:val="BodyText"/>
+        <w:bidi w:val="0"/>
+        <w:spacing w:before="0" w:after="140"/>
+        <w:ind w:hanging="0" w:start="0" w:end="0"/>
+        <w:jc w:val="both"/>
         <w:rPr>
           <w:rFonts w:ascii="Calibri" w:hAnsi="Calibri"/>
           <w:b/>
@@ -1014,8 +1316,7 @@
           <w:sz w:val="28"/>
           <w:szCs w:val="28"/>
         </w:rPr>
-        <w:t>H</w:t>
-      </w:r>
+      </w:pPr>
       <w:r>
         <w:rPr>
           <w:rFonts w:ascii="Calibri" w:hAnsi="Calibri"/>
@@ -1024,383 +1325,7 @@
           <w:sz w:val="28"/>
           <w:szCs w:val="28"/>
         </w:rPr>
-        <w:t xml:space="preserve">ow high can a hypersonic aircraft fly compare to commercial aircraft? </w:t>
-      </w:r>
-    </w:p>
-    <w:p>
-      <w:pPr>
-        <w:pStyle w:val="Normal"/>
-        <w:bidi w:val="0"/>
-        <w:jc w:val="start"/>
-        <w:rPr>
-          <w:rFonts w:ascii="Calibri" w:hAnsi="Calibri"/>
-          <w:b/>
-          <w:bCs/>
-          <w:sz w:val="24"/>
-          <w:szCs w:val="24"/>
-        </w:rPr>
-      </w:pPr>
-      <w:r>
-        <w:rPr>
-          <w:rFonts w:ascii="Calibri" w:hAnsi="Calibri"/>
-          <w:b/>
-          <w:bCs/>
-          <w:sz w:val="24"/>
-          <w:szCs w:val="24"/>
-        </w:rPr>
-      </w:r>
-    </w:p>
-    <w:p>
-      <w:pPr>
-        <w:pStyle w:val="BodyText"/>
-        <w:bidi w:val="0"/>
-        <w:jc w:val="both"/>
-        <w:rPr>
-          <w:rFonts w:ascii="Calibri" w:hAnsi="Calibri"/>
-          <w:b w:val="false"/>
-          <w:bCs w:val="false"/>
-          <w:sz w:val="24"/>
-          <w:szCs w:val="24"/>
-        </w:rPr>
-      </w:pPr>
-      <w:r>
-        <w:rPr>
-          <w:rFonts w:ascii="Calibri" w:hAnsi="Calibri"/>
-          <w:b w:val="false"/>
-          <w:bCs w:val="false"/>
-          <w:sz w:val="24"/>
-          <w:szCs w:val="24"/>
-        </w:rPr>
-        <w:t>Hypersonic aircraft can fly at much higher altitudes compared to commercial aircraft. Here's a comparison:</w:t>
-      </w:r>
-    </w:p>
-    <w:p>
-      <w:pPr>
-        <w:pStyle w:val="Heading3"/>
-        <w:bidi w:val="0"/>
-        <w:jc w:val="both"/>
-        <w:rPr>
-          <w:sz w:val="24"/>
-          <w:szCs w:val="24"/>
-        </w:rPr>
-      </w:pPr>
-      <w:r>
-        <w:rPr>
-          <w:sz w:val="24"/>
-          <w:szCs w:val="24"/>
-        </w:rPr>
-        <w:t>Hypersonic Aircraft</w:t>
-      </w:r>
-    </w:p>
-    <w:p>
-      <w:pPr>
-        <w:pStyle w:val="BodyText"/>
-        <w:numPr>
-          <w:ilvl w:val="0"/>
-          <w:numId w:val="7"/>
-        </w:numPr>
-        <w:tabs>
-          <w:tab w:val="clear" w:pos="709"/>
-          <w:tab w:val="left" w:pos="709" w:leader="none"/>
-        </w:tabs>
-        <w:bidi w:val="0"/>
-        <w:ind w:hanging="283" w:start="709"/>
-        <w:jc w:val="both"/>
-        <w:rPr/>
-      </w:pPr>
-      <w:r>
-        <w:rPr>
-          <w:rStyle w:val="Strong"/>
-          <w:sz w:val="24"/>
-          <w:szCs w:val="24"/>
-        </w:rPr>
-        <w:t>Maximum Altitude</w:t>
-      </w:r>
-      <w:r>
-        <w:rPr>
-          <w:sz w:val="24"/>
-          <w:szCs w:val="24"/>
-        </w:rPr>
-        <w:t xml:space="preserve">: Hypersonic aircraft, such as the NASA X-43A, have reached altitudes of around </w:t>
-      </w:r>
-      <w:r>
-        <w:rPr>
-          <w:rStyle w:val="Strong"/>
-          <w:sz w:val="24"/>
-          <w:szCs w:val="24"/>
-        </w:rPr>
-        <w:t xml:space="preserve">110,000 feet (approximately 33,528 meters </w:t>
-      </w:r>
-      <w:r>
-        <w:rPr>
-          <w:rStyle w:val="Strong"/>
-          <w:sz w:val="24"/>
-          <w:szCs w:val="24"/>
-        </w:rPr>
-        <w:t>or 33.528 km</w:t>
-      </w:r>
-      <w:r>
-        <w:rPr>
-          <w:rStyle w:val="Strong"/>
-          <w:sz w:val="24"/>
-          <w:szCs w:val="24"/>
-        </w:rPr>
-        <w:t>)</w:t>
-      </w:r>
-      <w:r>
-        <w:rPr>
-          <w:sz w:val="24"/>
-          <w:szCs w:val="24"/>
-        </w:rPr>
-        <w:t xml:space="preserve"> during their experimental flights.</w:t>
-      </w:r>
-    </w:p>
-    <w:p>
-      <w:pPr>
-        <w:pStyle w:val="BodyText"/>
-        <w:numPr>
-          <w:ilvl w:val="0"/>
-          <w:numId w:val="7"/>
-        </w:numPr>
-        <w:tabs>
-          <w:tab w:val="clear" w:pos="709"/>
-          <w:tab w:val="left" w:pos="709" w:leader="none"/>
-        </w:tabs>
-        <w:bidi w:val="0"/>
-        <w:ind w:hanging="283" w:start="709" w:end="0"/>
-        <w:jc w:val="both"/>
-        <w:rPr/>
-      </w:pPr>
-      <w:r>
-        <w:rPr>
-          <w:rStyle w:val="Strong"/>
-          <w:sz w:val="24"/>
-          <w:szCs w:val="24"/>
-        </w:rPr>
-        <w:t>Speed</w:t>
-      </w:r>
-      <w:r>
-        <w:rPr>
-          <w:sz w:val="24"/>
-          <w:szCs w:val="24"/>
-        </w:rPr>
-        <w:t>: They can achieve speeds greater than Mach 5 (</w:t>
-      </w:r>
-      <w:r>
-        <w:rPr>
-          <w:color w:val="FF0000"/>
-          <w:sz w:val="24"/>
-          <w:szCs w:val="24"/>
-        </w:rPr>
-        <w:t>five times the speed of sound</w:t>
-      </w:r>
-      <w:r>
-        <w:rPr>
-          <w:sz w:val="24"/>
-          <w:szCs w:val="24"/>
-        </w:rPr>
-        <w:t>).</w:t>
-      </w:r>
-    </w:p>
-    <w:p>
-      <w:pPr>
-        <w:pStyle w:val="Heading3"/>
-        <w:bidi w:val="0"/>
-        <w:jc w:val="both"/>
-        <w:rPr>
-          <w:sz w:val="24"/>
-          <w:szCs w:val="24"/>
-        </w:rPr>
-      </w:pPr>
-      <w:r>
-        <w:rPr>
-          <w:sz w:val="24"/>
-          <w:szCs w:val="24"/>
-        </w:rPr>
-        <w:t>Commercial Aircraft</w:t>
-      </w:r>
-    </w:p>
-    <w:p>
-      <w:pPr>
-        <w:pStyle w:val="BodyText"/>
-        <w:numPr>
-          <w:ilvl w:val="0"/>
-          <w:numId w:val="8"/>
-        </w:numPr>
-        <w:tabs>
-          <w:tab w:val="clear" w:pos="709"/>
-          <w:tab w:val="left" w:pos="709" w:leader="none"/>
-        </w:tabs>
-        <w:bidi w:val="0"/>
-        <w:ind w:hanging="283" w:start="709"/>
-        <w:jc w:val="both"/>
-        <w:rPr/>
-      </w:pPr>
-      <w:r>
-        <w:rPr>
-          <w:rStyle w:val="Strong"/>
-          <w:sz w:val="24"/>
-          <w:szCs w:val="24"/>
-        </w:rPr>
-        <w:t>Maximum Altitude</w:t>
-      </w:r>
-      <w:r>
-        <w:rPr>
-          <w:sz w:val="24"/>
-          <w:szCs w:val="24"/>
-        </w:rPr>
-        <w:t xml:space="preserve">: Most commercial aircraft have a service ceiling of around </w:t>
-      </w:r>
-      <w:r>
-        <w:rPr>
-          <w:rStyle w:val="Strong"/>
-          <w:sz w:val="24"/>
-          <w:szCs w:val="24"/>
-        </w:rPr>
-        <w:t xml:space="preserve">42,000 feet (approximately 12,800 meters </w:t>
-      </w:r>
-      <w:r>
-        <w:rPr>
-          <w:rStyle w:val="Strong"/>
-          <w:sz w:val="24"/>
-          <w:szCs w:val="24"/>
-        </w:rPr>
-        <w:t>or 13.1064 km</w:t>
-      </w:r>
-      <w:r>
-        <w:rPr>
-          <w:rStyle w:val="Strong"/>
-          <w:sz w:val="24"/>
-          <w:szCs w:val="24"/>
-        </w:rPr>
-        <w:t>)</w:t>
-      </w:r>
-      <w:r>
-        <w:rPr>
-          <w:sz w:val="24"/>
-          <w:szCs w:val="24"/>
-        </w:rPr>
-        <w:t xml:space="preserve">. For example, the Airbus A380 and Boeing 787 Dreamliner typically fly at altitudes up to </w:t>
-      </w:r>
-      <w:r>
-        <w:rPr>
-          <w:rStyle w:val="Strong"/>
-          <w:sz w:val="24"/>
-          <w:szCs w:val="24"/>
-        </w:rPr>
-        <w:t>43,000 feet</w:t>
-      </w:r>
-      <w:r>
-        <w:rPr>
-          <w:sz w:val="24"/>
-          <w:szCs w:val="24"/>
-        </w:rPr>
-        <w:t>.</w:t>
-      </w:r>
-    </w:p>
-    <w:p>
-      <w:pPr>
-        <w:pStyle w:val="BodyText"/>
-        <w:numPr>
-          <w:ilvl w:val="0"/>
-          <w:numId w:val="8"/>
-        </w:numPr>
-        <w:tabs>
-          <w:tab w:val="clear" w:pos="709"/>
-          <w:tab w:val="left" w:pos="709" w:leader="none"/>
-        </w:tabs>
-        <w:bidi w:val="0"/>
-        <w:ind w:hanging="283" w:start="709" w:end="0"/>
-        <w:jc w:val="both"/>
-        <w:rPr/>
-      </w:pPr>
-      <w:r>
-        <w:rPr>
-          <w:rStyle w:val="Strong"/>
-          <w:sz w:val="24"/>
-          <w:szCs w:val="24"/>
-        </w:rPr>
-        <w:t>Speed</w:t>
-      </w:r>
-      <w:r>
-        <w:rPr>
-          <w:sz w:val="24"/>
-          <w:szCs w:val="24"/>
-        </w:rPr>
-        <w:t>: Commercial aircraft cruise at speeds around Mach 0.85 (85% of the speed of sound).</w:t>
-      </w:r>
-    </w:p>
-    <w:p>
-      <w:pPr>
-        <w:pStyle w:val="BodyText"/>
-        <w:bidi w:val="0"/>
-        <w:ind w:hanging="0" w:start="0" w:end="0"/>
-        <w:jc w:val="both"/>
-        <w:rPr>
-          <w:sz w:val="24"/>
-          <w:szCs w:val="24"/>
-        </w:rPr>
-      </w:pPr>
-      <w:r>
-        <w:rPr/>
-      </w:r>
-      <w:r>
-        <w:br w:type="page"/>
-      </w:r>
-    </w:p>
-    <w:p>
-      <w:pPr>
-        <w:pStyle w:val="BodyText"/>
-        <w:bidi w:val="0"/>
-        <w:ind w:hanging="0" w:start="0" w:end="0"/>
-        <w:jc w:val="both"/>
-        <w:rPr>
-          <w:rFonts w:ascii="Calibri" w:hAnsi="Calibri"/>
-          <w:b/>
-          <w:bCs/>
-          <w:sz w:val="28"/>
-          <w:szCs w:val="28"/>
-        </w:rPr>
-      </w:pPr>
-      <w:r>
-        <w:rPr>
-          <w:rFonts w:ascii="Calibri" w:hAnsi="Calibri"/>
-          <w:b/>
-          <w:bCs/>
-          <w:sz w:val="28"/>
-          <w:szCs w:val="28"/>
-        </w:rPr>
-        <w:t>D</w:t>
-      </w:r>
-      <w:r>
-        <w:rPr>
-          <w:rFonts w:ascii="Calibri" w:hAnsi="Calibri"/>
-          <w:b/>
-          <w:bCs/>
-          <w:sz w:val="28"/>
-          <w:szCs w:val="28"/>
-        </w:rPr>
-        <w:t>oes hypersonic jet uses the engines like an aeroplane when on cru</w:t>
-      </w:r>
-      <w:r>
-        <w:rPr>
-          <w:rFonts w:ascii="Calibri" w:hAnsi="Calibri"/>
-          <w:b/>
-          <w:bCs/>
-          <w:sz w:val="28"/>
-          <w:szCs w:val="28"/>
-        </w:rPr>
-        <w:t>i</w:t>
-      </w:r>
-      <w:r>
-        <w:rPr>
-          <w:rFonts w:ascii="Calibri" w:hAnsi="Calibri"/>
-          <w:b/>
-          <w:bCs/>
-          <w:sz w:val="28"/>
-          <w:szCs w:val="28"/>
-        </w:rPr>
-        <w:t xml:space="preserve">se state? </w:t>
+        <w:t xml:space="preserve">Does hypersonic jet uses the engines like an aeroplane when on cruise state? </w:t>
       </w:r>
     </w:p>
     <w:p>
@@ -1456,7 +1381,6 @@
           <w:numId w:val="9"/>
         </w:numPr>
         <w:tabs>
-          <w:tab w:val="clear" w:pos="709"/>
           <w:tab w:val="left" w:pos="709" w:leader="none"/>
         </w:tabs>
         <w:bidi w:val="0"/>
@@ -1609,7 +1533,6 @@
           <w:numId w:val="9"/>
         </w:numPr>
         <w:tabs>
-          <w:tab w:val="clear" w:pos="709"/>
           <w:tab w:val="left" w:pos="709" w:leader="none"/>
         </w:tabs>
         <w:bidi w:val="0"/>
@@ -1711,7 +1634,6 @@
           <w:numId w:val="9"/>
         </w:numPr>
         <w:tabs>
-          <w:tab w:val="clear" w:pos="709"/>
           <w:tab w:val="left" w:pos="709" w:leader="none"/>
         </w:tabs>
         <w:bidi w:val="0"/>
@@ -1831,7 +1753,6 @@
           <w:numId w:val="10"/>
         </w:numPr>
         <w:tabs>
-          <w:tab w:val="clear" w:pos="709"/>
           <w:tab w:val="left" w:pos="709" w:leader="none"/>
         </w:tabs>
         <w:bidi w:val="0"/>
@@ -1874,7 +1795,6 @@
           <w:numId w:val="10"/>
         </w:numPr>
         <w:tabs>
-          <w:tab w:val="clear" w:pos="709"/>
           <w:tab w:val="left" w:pos="709" w:leader="none"/>
         </w:tabs>
         <w:bidi w:val="0"/>
@@ -1903,17 +1823,20 @@
       <w:pPr>
         <w:pStyle w:val="BodyText"/>
         <w:bidi w:val="0"/>
-        <w:jc w:val="both"/>
-        <w:rPr>
-          <w:rFonts w:ascii="Calibri" w:hAnsi="Calibri"/>
-        </w:rPr>
-      </w:pPr>
-      <w:r>
-        <w:rPr/>
+        <w:spacing w:before="0" w:after="140"/>
+        <w:jc w:val="both"/>
+        <w:rPr>
+          <w:rFonts w:ascii="Calibri" w:hAnsi="Calibri"/>
+        </w:rPr>
+      </w:pPr>
+      <w:r>
+        <w:rPr>
+          <w:rFonts w:ascii="Calibri" w:hAnsi="Calibri"/>
+        </w:rPr>
         <mc:AlternateContent>
           <mc:Choice Requires="wps">
             <w:drawing>
-              <wp:anchor behindDoc="0" distT="0" distB="0" distL="0" distR="0" simplePos="0" locked="0" layoutInCell="1" allowOverlap="1" relativeHeight="2">
+              <wp:anchor behindDoc="0" distT="9525" distB="9525" distL="9525" distR="9525" simplePos="0" locked="0" layoutInCell="1" allowOverlap="1" relativeHeight="2">
                 <wp:simplePos x="0" y="0"/>
                 <wp:positionH relativeFrom="column">
                   <wp:posOffset>1165860</wp:posOffset>
@@ -1928,7 +1851,7 @@
                 <a:graphic xmlns:a="http://schemas.openxmlformats.org/drawingml/2006/main">
                   <a:graphicData uri="http://schemas.microsoft.com/office/word/2010/wordprocessingShape">
                     <wps:wsp>
-                      <wps:cNvSpPr txBox="1"/>
+                      <wps:cNvSpPr/>
                       <wps:spPr>
                         <a:xfrm>
                           <a:off x="0" y="0"/>
@@ -1945,11 +1868,18 @@
                           <a:round/>
                         </a:ln>
                       </wps:spPr>
+                      <wps:style>
+                        <a:lnRef idx="0"/>
+                        <a:fillRef idx="0"/>
+                        <a:effectRef idx="0"/>
+                        <a:fontRef idx="minor"/>
+                      </wps:style>
                       <wps:txbx>
                         <w:txbxContent>
                           <w:p>
                             <w:pPr>
-                              <w:overflowPunct w:val="false"/>
+                              <w:pStyle w:val="FrameContents"/>
+                              <w:overflowPunct w:val="true"/>
                               <w:bidi w:val="0"/>
                               <w:spacing w:before="238" w:after="198"/>
                               <w:jc w:val="both"/>
@@ -1957,19 +1887,19 @@
                             </w:pPr>
                             <w:r>
                               <w:rPr>
+                                <w:rFonts w:ascii="Calibri" w:hAnsi="Calibri"/>
                                 <w:b/>
                                 <w:bCs/>
+                                <w:color w:val="FF0000"/>
                                 <w:sz w:val="28"/>
                                 <w:szCs w:val="28"/>
-                                <w:rFonts w:ascii="Calibri" w:hAnsi="Calibri"/>
-                                <w:color w:val="FF0000"/>
                               </w:rPr>
                               <w:t xml:space="preserve">As higher the altitudes the more efficient fuel consumption, smoother flights above most weather systems, and reduced air traffic congestion. </w:t>
                             </w:r>
                           </w:p>
                         </w:txbxContent>
                       </wps:txbx>
-                      <wps:bodyPr wrap="square" lIns="9000" rIns="9000" tIns="9000" bIns="9000" anchor="t">
+                      <wps:bodyPr lIns="9000" rIns="9000" tIns="9000" bIns="9000" anchor="t">
                         <a:noAutofit/>
                       </wps:bodyPr>
                     </wps:wsp>
@@ -1980,16 +1910,15 @@
           </mc:Choice>
           <mc:Fallback>
             <w:pict>
-              <v:shapetype id="_x0000_t202" coordsize="21600,21600" o:spt="202" path="m,l,21600l21600,21600l21600,xe">
-                <v:stroke joinstyle="miter"/>
-                <v:path gradientshapeok="t" o:connecttype="rect"/>
-              </v:shapetype>
-              <v:shape id="shape_0" ID="Text Frame 1" stroked="t" o:allowincell="f" style="position:absolute;margin-left:91.8pt;margin-top:-0.8pt;width:313.7pt;height:56.2pt;mso-wrap-style:square;v-text-anchor:top" type="_x0000_t202">
+              <v:rect id="shape_0" ID="Text Frame 1" path="m0,0l-2147483645,0l-2147483645,-2147483646l0,-2147483646xe" stroked="t" o:allowincell="f" style="position:absolute;margin-left:91.8pt;margin-top:-0.8pt;width:313.7pt;height:56.2pt;mso-wrap-style:square;v-text-anchor:top">
+                <v:fill o:detectmouseclick="t" on="false"/>
+                <v:stroke color="red" weight="18360" joinstyle="round" endcap="flat"/>
                 <v:textbox>
                   <w:txbxContent>
                     <w:p>
                       <w:pPr>
-                        <w:overflowPunct w:val="false"/>
+                        <w:pStyle w:val="FrameContents"/>
+                        <w:overflowPunct w:val="true"/>
                         <w:bidi w:val="0"/>
                         <w:spacing w:before="238" w:after="198"/>
                         <w:jc w:val="both"/>
@@ -1997,22 +1926,20 @@
                       </w:pPr>
                       <w:r>
                         <w:rPr>
+                          <w:rFonts w:ascii="Calibri" w:hAnsi="Calibri"/>
                           <w:b/>
                           <w:bCs/>
+                          <w:color w:val="FF0000"/>
                           <w:sz w:val="28"/>
                           <w:szCs w:val="28"/>
-                          <w:rFonts w:ascii="Calibri" w:hAnsi="Calibri"/>
-                          <w:color w:val="FF0000"/>
                         </w:rPr>
                         <w:t xml:space="preserve">As higher the altitudes the more efficient fuel consumption, smoother flights above most weather systems, and reduced air traffic congestion. </w:t>
                       </w:r>
                     </w:p>
                   </w:txbxContent>
                 </v:textbox>
-                <v:fill o:detectmouseclick="t" on="false"/>
-                <v:stroke color="red" weight="18360" joinstyle="round" endcap="flat"/>
                 <w10:wrap type="none"/>
-              </v:shape>
+              </v:rect>
             </w:pict>
           </mc:Fallback>
         </mc:AlternateContent>
@@ -2030,7 +1957,11 @@
         </w:rPr>
       </w:pPr>
       <w:r>
-        <w:rPr/>
+        <w:rPr>
+          <w:rFonts w:ascii="Calibri" w:hAnsi="Calibri"/>
+          <w:sz w:val="24"/>
+          <w:szCs w:val="24"/>
+        </w:rPr>
       </w:r>
     </w:p>
     <w:p>
@@ -2206,7 +2137,6 @@
           <w:numId w:val="11"/>
         </w:numPr>
         <w:tabs>
-          <w:tab w:val="clear" w:pos="709"/>
           <w:tab w:val="left" w:pos="709" w:leader="none"/>
         </w:tabs>
         <w:bidi w:val="0"/>
@@ -2240,7 +2170,6 @@
           <w:numId w:val="11"/>
         </w:numPr>
         <w:tabs>
-          <w:tab w:val="clear" w:pos="709"/>
           <w:tab w:val="left" w:pos="709" w:leader="none"/>
         </w:tabs>
         <w:bidi w:val="0"/>
@@ -2274,7 +2203,6 @@
           <w:numId w:val="11"/>
         </w:numPr>
         <w:tabs>
-          <w:tab w:val="clear" w:pos="709"/>
           <w:tab w:val="left" w:pos="709" w:leader="none"/>
         </w:tabs>
         <w:bidi w:val="0"/>
@@ -2328,7 +2256,6 @@
           <w:numId w:val="12"/>
         </w:numPr>
         <w:tabs>
-          <w:tab w:val="clear" w:pos="709"/>
           <w:tab w:val="left" w:pos="709" w:leader="none"/>
         </w:tabs>
         <w:bidi w:val="0"/>
@@ -2435,7 +2362,6 @@
           <w:numId w:val="12"/>
         </w:numPr>
         <w:tabs>
-          <w:tab w:val="clear" w:pos="709"/>
           <w:tab w:val="left" w:pos="709" w:leader="none"/>
         </w:tabs>
         <w:bidi w:val="0"/>
@@ -2469,7 +2395,6 @@
           <w:numId w:val="12"/>
         </w:numPr>
         <w:tabs>
-          <w:tab w:val="clear" w:pos="709"/>
           <w:tab w:val="left" w:pos="709" w:leader="none"/>
         </w:tabs>
         <w:bidi w:val="0"/>
@@ -2521,7 +2446,6 @@
           <w:numId w:val="14"/>
         </w:numPr>
         <w:tabs>
-          <w:tab w:val="clear" w:pos="709"/>
           <w:tab w:val="left" w:pos="709" w:leader="none"/>
         </w:tabs>
         <w:bidi w:val="0"/>
@@ -2614,10 +2538,10 @@
           <w:numId w:val="14"/>
         </w:numPr>
         <w:tabs>
-          <w:tab w:val="clear" w:pos="709"/>
           <w:tab w:val="left" w:pos="709" w:leader="none"/>
         </w:tabs>
         <w:bidi w:val="0"/>
+        <w:spacing w:before="0" w:after="140"/>
         <w:ind w:hanging="283" w:start="709"/>
         <w:jc w:val="both"/>
         <w:rPr/>
@@ -2690,7 +2614,6 @@
           <w:numId w:val="13"/>
         </w:numPr>
         <w:tabs>
-          <w:tab w:val="clear" w:pos="709"/>
           <w:tab w:val="left" w:pos="709" w:leader="none"/>
         </w:tabs>
         <w:bidi w:val="0"/>
@@ -2724,7 +2647,6 @@
           <w:numId w:val="13"/>
         </w:numPr>
         <w:tabs>
-          <w:tab w:val="clear" w:pos="709"/>
           <w:tab w:val="left" w:pos="709" w:leader="none"/>
         </w:tabs>
         <w:bidi w:val="0"/>
@@ -2758,7 +2680,6 @@
           <w:numId w:val="13"/>
         </w:numPr>
         <w:tabs>
-          <w:tab w:val="clear" w:pos="709"/>
           <w:tab w:val="left" w:pos="709" w:leader="none"/>
         </w:tabs>
         <w:bidi w:val="0"/>
@@ -2792,7 +2713,6 @@
           <w:numId w:val="13"/>
         </w:numPr>
         <w:tabs>
-          <w:tab w:val="clear" w:pos="709"/>
           <w:tab w:val="left" w:pos="709" w:leader="none"/>
         </w:tabs>
         <w:bidi w:val="0"/>
@@ -2871,7 +2791,6 @@
           <w:numId w:val="17"/>
         </w:numPr>
         <w:tabs>
-          <w:tab w:val="clear" w:pos="709"/>
           <w:tab w:val="left" w:pos="709" w:leader="none"/>
         </w:tabs>
         <w:bidi w:val="0"/>
@@ -2901,7 +2820,6 @@
           <w:numId w:val="17"/>
         </w:numPr>
         <w:tabs>
-          <w:tab w:val="clear" w:pos="709"/>
           <w:tab w:val="left" w:pos="709" w:leader="none"/>
         </w:tabs>
         <w:bidi w:val="0"/>
@@ -2935,7 +2853,11 @@
         </w:rPr>
       </w:pPr>
       <w:r>
-        <w:rPr/>
+        <w:rPr>
+          <w:rFonts w:ascii="Calibri" w:hAnsi="Calibri"/>
+          <w:sz w:val="24"/>
+          <w:szCs w:val="24"/>
+        </w:rPr>
       </w:r>
     </w:p>
     <w:p>
@@ -2980,6 +2902,7 @@
       <w:pgNumType w:fmt="decimal"/>
       <w:formProt w:val="false"/>
       <w:textDirection w:val="lrTb"/>
+      <w:docGrid w:type="default" w:linePitch="100" w:charSpace="0"/>
     </w:sectPr>
   </w:body>
 </w:document>
@@ -5047,6 +4970,7 @@
         </w:tabs>
         <w:ind w:start="1080" w:hanging="360"/>
       </w:pPr>
+      <w:rPr/>
     </w:lvl>
     <w:lvl w:ilvl="2">
       <w:start w:val="1"/>
@@ -5059,6 +4983,7 @@
         </w:tabs>
         <w:ind w:start="1440" w:hanging="360"/>
       </w:pPr>
+      <w:rPr/>
     </w:lvl>
     <w:lvl w:ilvl="3">
       <w:start w:val="1"/>
@@ -5071,6 +4996,7 @@
         </w:tabs>
         <w:ind w:start="1800" w:hanging="360"/>
       </w:pPr>
+      <w:rPr/>
     </w:lvl>
     <w:lvl w:ilvl="4">
       <w:start w:val="1"/>
@@ -5083,6 +5009,7 @@
         </w:tabs>
         <w:ind w:start="2160" w:hanging="360"/>
       </w:pPr>
+      <w:rPr/>
     </w:lvl>
     <w:lvl w:ilvl="5">
       <w:start w:val="1"/>
@@ -5095,6 +5022,7 @@
         </w:tabs>
         <w:ind w:start="2520" w:hanging="360"/>
       </w:pPr>
+      <w:rPr/>
     </w:lvl>
     <w:lvl w:ilvl="6">
       <w:start w:val="1"/>
@@ -5107,6 +5035,7 @@
         </w:tabs>
         <w:ind w:start="2880" w:hanging="360"/>
       </w:pPr>
+      <w:rPr/>
     </w:lvl>
     <w:lvl w:ilvl="7">
       <w:start w:val="1"/>
@@ -5119,6 +5048,7 @@
         </w:tabs>
         <w:ind w:start="3240" w:hanging="360"/>
       </w:pPr>
+      <w:rPr/>
     </w:lvl>
     <w:lvl w:ilvl="8">
       <w:start w:val="1"/>
@@ -5131,6 +5061,7 @@
         </w:tabs>
         <w:ind w:start="3600" w:hanging="360"/>
       </w:pPr>
+      <w:rPr/>
     </w:lvl>
   </w:abstractNum>
   <w:abstractNum w:abstractNumId="17">
@@ -5299,7 +5230,6 @@
     </w:lvl>
     <w:lvl w:ilvl="2">
       <w:start w:val="1"/>
-      <w:pStyle w:val="Heading3"/>
       <w:numFmt w:val="none"/>
       <w:suff w:val="nothing"/>
       <w:lvlText w:val=""/>
@@ -5461,7 +5391,6 @@
     </w:rPrDefault>
     <w:pPrDefault>
       <w:pPr>
-        <w:widowControl/>
         <w:suppressAutoHyphens w:val="true"/>
       </w:pPr>
     </w:pPrDefault>
@@ -5471,7 +5400,10 @@
     <w:qFormat/>
     <w:pPr>
       <w:widowControl/>
+      <w:suppressAutoHyphens w:val="true"/>
       <w:bidi w:val="0"/>
+      <w:spacing w:before="0" w:after="0"/>
+      <w:jc w:val="start"/>
     </w:pPr>
     <w:rPr>
       <w:rFonts w:ascii="Liberation Serif" w:hAnsi="Liberation Serif" w:eastAsia="NSimSun" w:cs="Arial"/>
@@ -5576,6 +5508,13 @@
     <w:rPr>
       <w:rFonts w:cs="Arial"/>
     </w:rPr>
+  </w:style>
+  <w:style w:type="paragraph" w:styleId="FrameContents">
+    <w:name w:val="Frame Contents"/>
+    <w:basedOn w:val="Normal"/>
+    <w:qFormat/>
+    <w:pPr/>
+    <w:rPr/>
   </w:style>
 </w:styles>
 </file>

--- a/Space/Spacecraft.docx
+++ b/Space/Spacecraft.docx
@@ -50,7 +50,13 @@
         </w:rPr>
       </w:pPr>
       <w:r>
-        <w:rPr/>
+        <w:rPr>
+          <w:rFonts w:ascii="Calibri" w:hAnsi="Calibri"/>
+          <w:b/>
+          <w:bCs/>
+          <w:sz w:val="48"/>
+          <w:szCs w:val="48"/>
+        </w:rPr>
       </w:r>
     </w:p>
     <w:p>
@@ -92,8 +98,11 @@
       </w:pPr>
       <w:r>
         <w:rPr>
-          <w:sz w:val="22"/>
-          <w:szCs w:val="22"/>
+          <w:rFonts w:ascii="Calibri" w:hAnsi="Calibri"/>
+          <w:b/>
+          <w:bCs/>
+          <w:i/>
+          <w:iCs/>
         </w:rPr>
       </w:r>
     </w:p>
@@ -183,7 +192,7 @@
           <w:sz w:val="24"/>
           <w:szCs w:val="24"/>
         </w:rPr>
-        <w:t xml:space="preserve"> Hyper Sonic does not need to carry “Liquid Oxygen and hydrogen” as a fuel for combustion, because the atmosphere have. Why rockets are design so large is because of additional payload added, such as “Liquid Oxygen and Liquid Hydrogen”, which space does not have. The engine design of the spacecraft becomes a key point of success, would it be possible to have 2 separate engines or even 1, if one can control how the “Oxygen” fuel is being consumed </w:t>
+        <w:t xml:space="preserve"> Hyper Sonic does not need to carry “Liquid Oxygen and hydrogen” as a fuel for combustion, because the atmosphere have. Why rockets are design so large is because of additional payload added, such as “Liquid Oxygen and Liquid Hydrogen”, which space does not have. The engine design of the spacecraft becomes a key point of success, would it be possible to have 2 separate engines or even 1, if one can control how the “Oxygen” fuel is being consumed either from the atmosphere or from the “Oxygen” tank? Whats more we can also store the “Oxygen” by compression from the atmosphere </w:t>
       </w:r>
       <w:r>
         <w:rPr>
@@ -193,7 +202,17 @@
           <w:sz w:val="24"/>
           <w:szCs w:val="24"/>
         </w:rPr>
-        <w:t xml:space="preserve">either from the atmosphere or from the “Oxygen” tank? Whats more we can also store the “Oxygen” by compression from the atmosphere, this largely reduce the weight of the spacecraft during departure and flying in the sky. </w:t>
+        <w:t>and liquidfy it</w:t>
+      </w:r>
+      <w:r>
+        <w:rPr>
+          <w:rFonts w:ascii="Calibri" w:hAnsi="Calibri"/>
+          <w:b w:val="false"/>
+          <w:bCs w:val="false"/>
+          <w:sz w:val="24"/>
+          <w:szCs w:val="24"/>
+        </w:rPr>
+        <w:t xml:space="preserve">, this largely reduce the weight of the spacecraft during departure and flying in the sky. </w:t>
       </w:r>
     </w:p>
     <w:p>
@@ -1844,7 +1863,7 @@
                 <wp:positionV relativeFrom="paragraph">
                   <wp:posOffset>-10160</wp:posOffset>
                 </wp:positionV>
-                <wp:extent cx="3984625" cy="714375"/>
+                <wp:extent cx="4227830" cy="1104900"/>
                 <wp:effectExtent l="9525" t="9525" r="9525" b="9525"/>
                 <wp:wrapNone/>
                 <wp:docPr id="1" name="Text Frame 1"/>
@@ -1855,7 +1874,7 @@
                       <wps:spPr>
                         <a:xfrm>
                           <a:off x="0" y="0"/>
-                          <a:ext cx="3984480" cy="714240"/>
+                          <a:ext cx="4227840" cy="1104840"/>
                         </a:xfrm>
                         <a:prstGeom prst="rect">
                           <a:avLst/>
@@ -1879,7 +1898,7 @@
                           <w:p>
                             <w:pPr>
                               <w:pStyle w:val="FrameContents"/>
-                              <w:overflowPunct w:val="true"/>
+                              <w:overflowPunct w:val="false"/>
                               <w:bidi w:val="0"/>
                               <w:spacing w:before="238" w:after="198"/>
                               <w:jc w:val="both"/>
@@ -1910,7 +1929,7 @@
           </mc:Choice>
           <mc:Fallback>
             <w:pict>
-              <v:rect id="shape_0" ID="Text Frame 1" path="m0,0l-2147483645,0l-2147483645,-2147483646l0,-2147483646xe" stroked="t" o:allowincell="f" style="position:absolute;margin-left:91.8pt;margin-top:-0.8pt;width:313.7pt;height:56.2pt;mso-wrap-style:square;v-text-anchor:top">
+              <v:rect id="shape_0" ID="Text Frame 1" path="m0,0l-2147483645,0l-2147483645,-2147483646l0,-2147483646xe" stroked="t" o:allowincell="f" style="position:absolute;margin-left:91.8pt;margin-top:-0.8pt;width:332.85pt;height:86.95pt;mso-wrap-style:square;v-text-anchor:top">
                 <v:fill o:detectmouseclick="t" on="false"/>
                 <v:stroke color="red" weight="18360" joinstyle="round" endcap="flat"/>
                 <v:textbox>
@@ -1918,7 +1937,7 @@
                     <w:p>
                       <w:pPr>
                         <w:pStyle w:val="FrameContents"/>
-                        <w:overflowPunct w:val="true"/>
+                        <w:overflowPunct w:val="false"/>
                         <w:bidi w:val="0"/>
                         <w:spacing w:before="238" w:after="198"/>
                         <w:jc w:val="both"/>
@@ -2025,6 +2044,14 @@
         </w:rPr>
       </w:pPr>
       <w:r>
+        <w:rPr/>
+      </w:r>
+    </w:p>
+    <w:p>
+      <w:pPr>
+        <w:pStyle w:val="Normal"/>
+        <w:bidi w:val="0"/>
+        <w:jc w:val="both"/>
         <w:rPr>
           <w:rFonts w:ascii="Calibri" w:hAnsi="Calibri"/>
           <w:b/>
@@ -2032,14 +2059,8 @@
           <w:sz w:val="28"/>
           <w:szCs w:val="28"/>
         </w:rPr>
-        <w:t xml:space="preserve">What is the fuel that is used for aeroplane, hypersonic jet and rockets and what is the differences? </w:t>
-      </w:r>
-    </w:p>
-    <w:p>
-      <w:pPr>
-        <w:pStyle w:val="Normal"/>
-        <w:bidi w:val="0"/>
-        <w:jc w:val="both"/>
+      </w:pPr>
+      <w:r>
         <w:rPr>
           <w:rFonts w:ascii="Calibri" w:hAnsi="Calibri"/>
           <w:b/>
@@ -2047,8 +2068,14 @@
           <w:sz w:val="28"/>
           <w:szCs w:val="28"/>
         </w:rPr>
-      </w:pPr>
-      <w:r>
+        <w:t xml:space="preserve">What is the fuel that is used for aeroplane, hypersonic jet and rockets and what is the differences? </w:t>
+      </w:r>
+    </w:p>
+    <w:p>
+      <w:pPr>
+        <w:pStyle w:val="Normal"/>
+        <w:bidi w:val="0"/>
+        <w:jc w:val="both"/>
         <w:rPr>
           <w:rFonts w:ascii="Calibri" w:hAnsi="Calibri"/>
           <w:b/>
@@ -2056,6 +2083,15 @@
           <w:sz w:val="28"/>
           <w:szCs w:val="28"/>
         </w:rPr>
+      </w:pPr>
+      <w:r>
+        <w:rPr>
+          <w:rFonts w:ascii="Calibri" w:hAnsi="Calibri"/>
+          <w:b/>
+          <w:bCs/>
+          <w:sz w:val="28"/>
+          <w:szCs w:val="28"/>
+        </w:rPr>
       </w:r>
     </w:p>
     <w:p>
@@ -2844,55 +2880,221 @@
     <w:p>
       <w:pPr>
         <w:pStyle w:val="BodyText"/>
-        <w:bidi w:val="0"/>
-        <w:jc w:val="both"/>
-        <w:rPr>
-          <w:rFonts w:ascii="Calibri" w:hAnsi="Calibri"/>
-          <w:sz w:val="24"/>
-          <w:szCs w:val="24"/>
-        </w:rPr>
-      </w:pPr>
-      <w:r>
-        <w:rPr>
-          <w:rFonts w:ascii="Calibri" w:hAnsi="Calibri"/>
-          <w:sz w:val="24"/>
-          <w:szCs w:val="24"/>
-        </w:rPr>
-      </w:r>
-    </w:p>
-    <w:p>
-      <w:pPr>
-        <w:pStyle w:val="BodyText"/>
-        <w:bidi w:val="0"/>
-        <w:jc w:val="both"/>
-        <w:rPr/>
-      </w:pPr>
-      <w:r>
-        <w:rPr/>
-      </w:r>
-    </w:p>
-    <w:p>
-      <w:pPr>
-        <w:pStyle w:val="Normal"/>
-        <w:bidi w:val="0"/>
-        <w:jc w:val="both"/>
-        <w:rPr>
-          <w:rFonts w:ascii="Calibri" w:hAnsi="Calibri"/>
-          <w:b w:val="false"/>
-          <w:bCs w:val="false"/>
-          <w:sz w:val="24"/>
-          <w:szCs w:val="24"/>
-        </w:rPr>
-      </w:pPr>
-      <w:r>
-        <w:rPr>
-          <w:rFonts w:ascii="Calibri" w:hAnsi="Calibri"/>
-          <w:b w:val="false"/>
-          <w:bCs w:val="false"/>
-          <w:sz w:val="24"/>
-          <w:szCs w:val="24"/>
+        <w:tabs>
+          <w:tab w:val="left" w:pos="709" w:leader="none"/>
+        </w:tabs>
+        <w:bidi w:val="0"/>
+        <w:ind w:hanging="283" w:start="709"/>
+        <w:jc w:val="both"/>
+        <w:rPr/>
+      </w:pPr>
+      <w:r>
+        <w:rPr/>
+      </w:r>
+    </w:p>
+    <w:p>
+      <w:pPr>
+        <w:pStyle w:val="BodyText"/>
+        <w:widowControl/>
+        <w:tabs>
+          <w:tab w:val="left" w:pos="709" w:leader="none"/>
+        </w:tabs>
+        <w:suppressAutoHyphens w:val="true"/>
+        <w:bidi w:val="0"/>
+        <w:spacing w:lineRule="auto" w:line="276" w:before="0" w:after="140"/>
+        <w:ind w:hanging="720" w:start="720" w:end="0"/>
+        <w:jc w:val="both"/>
+        <w:rPr/>
+      </w:pPr>
+      <w:r>
+        <w:rPr>
+          <w:rFonts w:ascii="Calibri" w:hAnsi="Calibri"/>
+          <w:b/>
+          <w:bCs/>
+          <w:sz w:val="28"/>
+          <w:szCs w:val="28"/>
+        </w:rPr>
+        <w:t>I</w:t>
+      </w:r>
+      <w:r>
+        <w:rPr>
+          <w:rFonts w:ascii="Calibri" w:hAnsi="Calibri"/>
+          <w:b/>
+          <w:bCs/>
+          <w:sz w:val="28"/>
+          <w:szCs w:val="28"/>
+        </w:rPr>
+        <w:t>s there any technologies nowadays to change oxygen gas to liquid on the fly?</w:t>
+      </w:r>
+      <w:r>
+        <w:rPr>
+          <w:rFonts w:ascii="Calibri" w:hAnsi="Calibri"/>
         </w:rPr>
         <w:t xml:space="preserve"> </w:t>
+      </w:r>
+    </w:p>
+    <w:p>
+      <w:pPr>
+        <w:pStyle w:val="BodyText"/>
+        <w:widowControl/>
+        <w:suppressAutoHyphens w:val="true"/>
+        <w:bidi w:val="0"/>
+        <w:spacing w:lineRule="auto" w:line="276" w:before="0" w:after="140"/>
+        <w:ind w:hanging="0" w:start="0" w:end="0"/>
+        <w:jc w:val="both"/>
+        <w:rPr/>
+      </w:pPr>
+      <w:r>
+        <w:rPr>
+          <w:rFonts w:ascii="Calibri" w:hAnsi="Calibri"/>
+          <w:sz w:val="24"/>
+          <w:szCs w:val="24"/>
+        </w:rPr>
+        <w:t>T</w:t>
+      </w:r>
+      <w:r>
+        <w:rPr>
+          <w:rFonts w:ascii="Calibri" w:hAnsi="Calibri"/>
+          <w:sz w:val="24"/>
+          <w:szCs w:val="24"/>
+        </w:rPr>
+        <w:t xml:space="preserve">here are technologies being developed to convert oxygen gas to liquid on the fly, especially for space missions. One notable example is NASA's </w:t>
+      </w:r>
+      <w:r>
+        <w:rPr>
+          <w:rStyle w:val="Strong"/>
+          <w:rFonts w:ascii="Calibri" w:hAnsi="Calibri"/>
+          <w:sz w:val="24"/>
+          <w:szCs w:val="24"/>
+        </w:rPr>
+        <w:t>CryoFILL (Cryogenic Fluid In-situ Liquefaction for Landers)</w:t>
+      </w:r>
+      <w:r>
+        <w:rPr>
+          <w:rFonts w:ascii="Calibri" w:hAnsi="Calibri"/>
+          <w:sz w:val="24"/>
+          <w:szCs w:val="24"/>
+        </w:rPr>
+        <w:t xml:space="preserve"> project. This technology aims to liquefy oxygen in situ, meaning directly on the Moon or Mars, to support future lunar and Martian missions.</w:t>
+      </w:r>
+    </w:p>
+    <w:p>
+      <w:pPr>
+        <w:pStyle w:val="Heading3"/>
+        <w:jc w:val="both"/>
+        <w:rPr>
+          <w:rFonts w:ascii="Calibri" w:hAnsi="Calibri"/>
+          <w:sz w:val="24"/>
+          <w:szCs w:val="24"/>
+        </w:rPr>
+      </w:pPr>
+      <w:r>
+        <w:rPr>
+          <w:rFonts w:ascii="Calibri" w:hAnsi="Calibri"/>
+          <w:sz w:val="24"/>
+          <w:szCs w:val="24"/>
+        </w:rPr>
+        <w:t>Key Points:</w:t>
+      </w:r>
+    </w:p>
+    <w:p>
+      <w:pPr>
+        <w:pStyle w:val="BodyText"/>
+        <w:numPr>
+          <w:ilvl w:val="0"/>
+          <w:numId w:val="18"/>
+        </w:numPr>
+        <w:tabs>
+          <w:tab w:val="clear" w:pos="709"/>
+          <w:tab w:val="left" w:pos="0" w:leader="none"/>
+        </w:tabs>
+        <w:ind w:hanging="283" w:start="709"/>
+        <w:jc w:val="both"/>
+        <w:rPr/>
+      </w:pPr>
+      <w:r>
+        <w:rPr>
+          <w:rStyle w:val="Strong"/>
+          <w:rFonts w:ascii="Calibri" w:hAnsi="Calibri"/>
+          <w:sz w:val="24"/>
+          <w:szCs w:val="24"/>
+        </w:rPr>
+        <w:t>CryoFILL Technology</w:t>
+      </w:r>
+      <w:r>
+        <w:rPr>
+          <w:rFonts w:ascii="Calibri" w:hAnsi="Calibri"/>
+          <w:sz w:val="24"/>
+          <w:szCs w:val="24"/>
+        </w:rPr>
+        <w:t>: Uses a combination of compression, cooling, and expansion cycles to turn oxygen gas into liquid oxygen at extremely low temperatures.</w:t>
+      </w:r>
+    </w:p>
+    <w:p>
+      <w:pPr>
+        <w:pStyle w:val="BodyText"/>
+        <w:numPr>
+          <w:ilvl w:val="0"/>
+          <w:numId w:val="18"/>
+        </w:numPr>
+        <w:tabs>
+          <w:tab w:val="clear" w:pos="709"/>
+          <w:tab w:val="left" w:pos="0" w:leader="none"/>
+        </w:tabs>
+        <w:ind w:hanging="283" w:start="709" w:end="0"/>
+        <w:jc w:val="both"/>
+        <w:rPr/>
+      </w:pPr>
+      <w:r>
+        <w:rPr>
+          <w:rStyle w:val="Strong"/>
+          <w:rFonts w:ascii="Calibri" w:hAnsi="Calibri"/>
+          <w:sz w:val="24"/>
+          <w:szCs w:val="24"/>
+        </w:rPr>
+        <w:t>Fiber Optic Sensing System (FOSS)</w:t>
+      </w:r>
+      <w:r>
+        <w:rPr>
+          <w:rFonts w:ascii="Calibri" w:hAnsi="Calibri"/>
+          <w:sz w:val="24"/>
+          <w:szCs w:val="24"/>
+        </w:rPr>
+        <w:t>: This system, developed by NASA's Armstrong Flight Research Center, is used to monitor temperatures during the liquefaction process. It helps ensure the oxygen is cooled and condensed efficiently.</w:t>
+      </w:r>
+    </w:p>
+    <w:p>
+      <w:pPr>
+        <w:pStyle w:val="BodyText"/>
+        <w:numPr>
+          <w:ilvl w:val="0"/>
+          <w:numId w:val="18"/>
+        </w:numPr>
+        <w:tabs>
+          <w:tab w:val="clear" w:pos="709"/>
+          <w:tab w:val="left" w:pos="0" w:leader="none"/>
+        </w:tabs>
+        <w:spacing w:before="0" w:after="140"/>
+        <w:ind w:hanging="283" w:start="709"/>
+        <w:jc w:val="both"/>
+        <w:rPr/>
+      </w:pPr>
+      <w:r>
+        <w:rPr>
+          <w:rStyle w:val="Strong"/>
+          <w:rFonts w:ascii="Calibri" w:hAnsi="Calibri"/>
+          <w:sz w:val="24"/>
+          <w:szCs w:val="24"/>
+        </w:rPr>
+        <w:t>Applications</w:t>
+      </w:r>
+      <w:r>
+        <w:rPr>
+          <w:rFonts w:ascii="Calibri" w:hAnsi="Calibri"/>
+          <w:sz w:val="24"/>
+          <w:szCs w:val="24"/>
+        </w:rPr>
+        <w:t>: This technology could allow astronauts to produce rocket fuel on the Moon or Mars, reducing the need to transport fuel from Earth.</w:t>
       </w:r>
     </w:p>
     <w:sectPr>
@@ -5202,6 +5404,143 @@
     </w:lvl>
   </w:abstractNum>
   <w:abstractNum w:abstractNumId="18">
+    <w:lvl w:ilvl="0">
+      <w:start w:val="1"/>
+      <w:numFmt w:val="bullet"/>
+      <w:lvlText w:val=""/>
+      <w:lvlJc w:val="start"/>
+      <w:pPr>
+        <w:tabs>
+          <w:tab w:val="num" w:pos="709"/>
+        </w:tabs>
+        <w:ind w:start="709" w:hanging="283"/>
+      </w:pPr>
+      <w:rPr>
+        <w:rFonts w:ascii="Symbol" w:hAnsi="Symbol" w:cs="Symbol" w:hint="default"/>
+      </w:rPr>
+    </w:lvl>
+    <w:lvl w:ilvl="1">
+      <w:start w:val="1"/>
+      <w:numFmt w:val="bullet"/>
+      <w:lvlText w:val=""/>
+      <w:lvlJc w:val="start"/>
+      <w:pPr>
+        <w:tabs>
+          <w:tab w:val="num" w:pos="1418"/>
+        </w:tabs>
+        <w:ind w:start="1418" w:hanging="283"/>
+      </w:pPr>
+      <w:rPr>
+        <w:rFonts w:ascii="Symbol" w:hAnsi="Symbol" w:cs="Symbol" w:hint="default"/>
+      </w:rPr>
+    </w:lvl>
+    <w:lvl w:ilvl="2">
+      <w:start w:val="1"/>
+      <w:numFmt w:val="bullet"/>
+      <w:lvlText w:val=""/>
+      <w:lvlJc w:val="start"/>
+      <w:pPr>
+        <w:tabs>
+          <w:tab w:val="num" w:pos="2127"/>
+        </w:tabs>
+        <w:ind w:start="2127" w:hanging="283"/>
+      </w:pPr>
+      <w:rPr>
+        <w:rFonts w:ascii="Symbol" w:hAnsi="Symbol" w:cs="Symbol" w:hint="default"/>
+      </w:rPr>
+    </w:lvl>
+    <w:lvl w:ilvl="3">
+      <w:start w:val="1"/>
+      <w:numFmt w:val="bullet"/>
+      <w:lvlText w:val=""/>
+      <w:lvlJc w:val="start"/>
+      <w:pPr>
+        <w:tabs>
+          <w:tab w:val="num" w:pos="2836"/>
+        </w:tabs>
+        <w:ind w:start="2836" w:hanging="283"/>
+      </w:pPr>
+      <w:rPr>
+        <w:rFonts w:ascii="Symbol" w:hAnsi="Symbol" w:cs="Symbol" w:hint="default"/>
+      </w:rPr>
+    </w:lvl>
+    <w:lvl w:ilvl="4">
+      <w:start w:val="1"/>
+      <w:numFmt w:val="bullet"/>
+      <w:lvlText w:val=""/>
+      <w:lvlJc w:val="start"/>
+      <w:pPr>
+        <w:tabs>
+          <w:tab w:val="num" w:pos="3545"/>
+        </w:tabs>
+        <w:ind w:start="3545" w:hanging="283"/>
+      </w:pPr>
+      <w:rPr>
+        <w:rFonts w:ascii="Symbol" w:hAnsi="Symbol" w:cs="Symbol" w:hint="default"/>
+      </w:rPr>
+    </w:lvl>
+    <w:lvl w:ilvl="5">
+      <w:start w:val="1"/>
+      <w:numFmt w:val="bullet"/>
+      <w:lvlText w:val=""/>
+      <w:lvlJc w:val="start"/>
+      <w:pPr>
+        <w:tabs>
+          <w:tab w:val="num" w:pos="4254"/>
+        </w:tabs>
+        <w:ind w:start="4254" w:hanging="283"/>
+      </w:pPr>
+      <w:rPr>
+        <w:rFonts w:ascii="Symbol" w:hAnsi="Symbol" w:cs="Symbol" w:hint="default"/>
+      </w:rPr>
+    </w:lvl>
+    <w:lvl w:ilvl="6">
+      <w:start w:val="1"/>
+      <w:numFmt w:val="bullet"/>
+      <w:lvlText w:val=""/>
+      <w:lvlJc w:val="start"/>
+      <w:pPr>
+        <w:tabs>
+          <w:tab w:val="num" w:pos="4963"/>
+        </w:tabs>
+        <w:ind w:start="4963" w:hanging="283"/>
+      </w:pPr>
+      <w:rPr>
+        <w:rFonts w:ascii="Symbol" w:hAnsi="Symbol" w:cs="Symbol" w:hint="default"/>
+      </w:rPr>
+    </w:lvl>
+    <w:lvl w:ilvl="7">
+      <w:start w:val="1"/>
+      <w:numFmt w:val="bullet"/>
+      <w:lvlText w:val=""/>
+      <w:lvlJc w:val="start"/>
+      <w:pPr>
+        <w:tabs>
+          <w:tab w:val="num" w:pos="5672"/>
+        </w:tabs>
+        <w:ind w:start="5672" w:hanging="283"/>
+      </w:pPr>
+      <w:rPr>
+        <w:rFonts w:ascii="Symbol" w:hAnsi="Symbol" w:cs="Symbol" w:hint="default"/>
+      </w:rPr>
+    </w:lvl>
+    <w:lvl w:ilvl="8">
+      <w:start w:val="1"/>
+      <w:numFmt w:val="bullet"/>
+      <w:lvlText w:val=""/>
+      <w:lvlJc w:val="start"/>
+      <w:pPr>
+        <w:tabs>
+          <w:tab w:val="num" w:pos="6381"/>
+        </w:tabs>
+        <w:ind w:start="6381" w:hanging="283"/>
+      </w:pPr>
+      <w:rPr>
+        <w:rFonts w:ascii="Symbol" w:hAnsi="Symbol" w:cs="Symbol" w:hint="default"/>
+      </w:rPr>
+    </w:lvl>
+  </w:abstractNum>
+  <w:abstractNum w:abstractNumId="19">
     <w:lvl w:ilvl="0">
       <w:start w:val="1"/>
       <w:numFmt w:val="none"/>
@@ -5373,6 +5712,9 @@
   </w:num>
   <w:num w:numId="18">
     <w:abstractNumId w:val="18"/>
+  </w:num>
+  <w:num w:numId="19">
+    <w:abstractNumId w:val="19"/>
   </w:num>
 </w:numbering>
 </file>
